--- a/human/tasks/F-01/summary.docx
+++ b/human/tasks/F-01/summary.docx
@@ -16,8 +16,21 @@
       </w:r>
     </w:p>
     <w:p>
+      <w:pPr>
+        <w:pStyle w:val="Heading1"/>
+      </w:pPr>
+      <w:r>
+        <w:t>一 当前结论</w:t>
+      </w:r>
+    </w:p>
+    <w:p>
       <w:r>
         <w:t>F-01注册表为DONE，历史第二人报告已签署PASS。本轮读取核心合同、验收记录和签署对象，并完成53项合同与CSV测试及PowerShell消费者复测。当前完成范围是v2.1合同与消费者校验边界。</w:t>
+      </w:r>
+    </w:p>
+    <w:p>
+      <w:r>
+        <w:t>本轮实施人为Codex；请按历史签收范围和本轮复测检查交接，不把合同完成等同于所有消费者运行完成。</w:t>
       </w:r>
     </w:p>
     <w:p>
@@ -25,22 +38,17 @@
         <w:pStyle w:val="Heading1"/>
       </w:pPr>
       <w:r>
-        <w:t>历史签收对象</w:t>
+        <w:t>二 目标与完成标准</w:t>
       </w:r>
     </w:p>
     <w:p>
       <w:r>
-        <w:t>审核人 傅钧烨    日期 2026-08-12</w:t>
+        <w:t>AC1合法fixture通过；AC2缺字段、错版本、正式Mock与重复控制失败关闭；AC3未知兼容字段校验后过滤。</w:t>
       </w:r>
     </w:p>
     <w:p>
       <w:r>
-        <w:t>审核提交 6c27c94a53c3eaa57d77b12a74626eb7442bfc0e</w:t>
-      </w:r>
-    </w:p>
-    <w:p>
-      <w:r>
-        <w:t>见证既有验证结果并审阅文件，未声称本人重新运行</w:t>
+        <w:t>本包固定v2.1线格式与校验行为，后续步骤实例由F-05的v2.2独立扩展。</w:t>
       </w:r>
     </w:p>
     <w:p>
@@ -48,7 +56,7 @@
         <w:pStyle w:val="Heading1"/>
       </w:pPr>
       <w:r>
-        <w:t>任务职责与交付</w:t>
+        <w:t>三 实际交付</w:t>
       </w:r>
     </w:p>
     <w:p>
@@ -62,11 +70,34 @@
       </w:r>
     </w:p>
     <w:p>
+      <w:r>
+        <w:br w:type="page"/>
+      </w:r>
+    </w:p>
+    <w:p>
       <w:pPr>
         <w:pStyle w:val="Heading1"/>
       </w:pPr>
       <w:r>
-        <w:t>验收与当前复测</w:t>
+        <w:t>四 执行过程与关键决定</w:t>
+      </w:r>
+    </w:p>
+    <w:p>
+      <w:r>
+        <w:t>读取合同、Schema、验收与真实签署对象，执行合同及CSV测试与PowerShell消费者，修正合同当前入口，再生成总结。</w:t>
+      </w:r>
+    </w:p>
+    <w:p>
+      <w:r>
+        <w:t>历史记录不重写；当前合同入口状态跟随注册表，两个协议版本不混用。</w:t>
+      </w:r>
+    </w:p>
+    <w:p>
+      <w:pPr>
+        <w:pStyle w:val="Heading1"/>
+      </w:pPr>
+      <w:r>
+        <w:t>五 验证与结果</w:t>
       </w:r>
     </w:p>
     <w:p>
@@ -84,7 +115,7 @@
         <w:pStyle w:val="Heading1"/>
       </w:pPr>
       <w:r>
-        <w:t>偏离发现与修复</w:t>
+        <w:t>六 偏离与修复闭环</w:t>
       </w:r>
     </w:p>
     <w:p>
@@ -102,7 +133,30 @@
         <w:pStyle w:val="Heading1"/>
       </w:pPr>
       <w:r>
-        <w:t>上下游交接</w:t>
+        <w:t>七 目录与文件整理</w:t>
+      </w:r>
+    </w:p>
+    <w:p>
+      <w:r>
+        <w:t>统一执行目录包括TASK.md、inputs、execution、evidence、outputs、archive。总结只由结构化输出生成，临时渲染文件不进入交付目录。</w:t>
+      </w:r>
+    </w:p>
+    <w:p>
+      <w:r>
+        <w:t>本轮没有可安全删除的历史原件；共享实现仍在原模块目录，最终根目录迁移需处理其消费者路径。</w:t>
+      </w:r>
+    </w:p>
+    <w:p>
+      <w:r>
+        <w:br w:type="page"/>
+      </w:r>
+    </w:p>
+    <w:p>
+      <w:pPr>
+        <w:pStyle w:val="Heading1"/>
+      </w:pPr>
+      <w:r>
+        <w:t>八 上下游交接</w:t>
       </w:r>
     </w:p>
     <w:p>
@@ -120,17 +174,32 @@
         <w:pStyle w:val="Heading1"/>
       </w:pPr>
       <w:r>
-        <w:t>目录整理与下一包</w:t>
+        <w:t>九 审阅与责任签收</w:t>
       </w:r>
     </w:p>
     <w:p>
       <w:r>
-        <w:t>执行层采用TASK.md、inputs、execution、evidence、outputs、archive固定目录；人类总结只保留summary.docx。核心实现仍由共享模块原路径提供，最终根目录迁移需连同其消费者路径完成。</w:t>
+        <w:t>历史报告已由真实第二人签署PASS。实现、验证、签收范围与Unity画面、正式构建、真实设备链分别判断。</w:t>
       </w:r>
     </w:p>
     <w:p>
       <w:r>
-        <w:t>下一包按注册表顺序进入F-02。串联时重点检查当前v1.2研究主线如何消费测量材料，以及历史DONE的范围与后续升级任务是否一致。</w:t>
+        <w:t>本轮属于候选接口复测与目录整理，不追加新的真人签署。</w:t>
+      </w:r>
+    </w:p>
+    <w:p>
+      <w:r>
+        <w:t>历史审核人 傅钧烨    日期 2026-08-12</w:t>
+      </w:r>
+    </w:p>
+    <w:p>
+      <w:r>
+        <w:t>历史审核提交 6c27c94a53c3eaa57d77b12a74626eb7442bfc0e</w:t>
+      </w:r>
+    </w:p>
+    <w:p>
+      <w:r>
+        <w:t>见证既有验证结果并审阅文件，未声称本人重新运行</w:t>
       </w:r>
     </w:p>
     <w:p>
@@ -138,18 +207,50 @@
         <w:pStyle w:val="Heading1"/>
       </w:pPr>
       <w:r>
-        <w:t>审阅来源</w:t>
+        <w:t>十 收尾与下一包</w:t>
       </w:r>
     </w:p>
     <w:p>
       <w:r>
-        <w:t>Agent层总结 agent/tasks/F-01/outputs/summary.json</w:t>
+        <w:t>实现与规范化已推送到codex/task-package-normalization，原记录保留在Git历史；本轮进一步统一Word模板，不改变F-01状态。</w:t>
       </w:r>
     </w:p>
     <w:p>
       <w:r>
-        <w:t>验证记录 agent/tasks/F-01/evidence/verification.json</w:t>
+        <w:t>下一包为F-02，重点检查当前研究主线怎样消费候选测量材料，以及历史DONE范围是否被扩张。</w:t>
       </w:r>
+    </w:p>
+    <w:p>
+      <w:pPr>
+        <w:pStyle w:val="Heading1"/>
+      </w:pPr>
+      <w:r>
+        <w:t>十一 审阅来源</w:t>
+      </w:r>
+    </w:p>
+    <w:p>
+      <w:r>
+        <w:t>结构化总结：agent/tasks/F-01/outputs/summary.json；验证记录：同包evidence/verification.json。</w:t>
+      </w:r>
+    </w:p>
+    <w:p>
+      <w:r>
+        <w:t>项目串联审阅：human/project-review.docx。下方链接打开协议入口与已签署报告。</w:t>
+      </w:r>
+    </w:p>
+    <w:p>
+      <w:hyperlink r:id="rId10">
+        <w:r>
+          <w:t>打开合同与协议当前入口</w:t>
+        </w:r>
+      </w:hyperlink>
+    </w:p>
+    <w:p>
+      <w:hyperlink r:id="rId11">
+        <w:r>
+          <w:t>打开 F-01 已签署报告</w:t>
+        </w:r>
+      </w:hyperlink>
     </w:p>
     <w:sectPr>
       <w:footerReference w:type="default" r:id="rId9"/>

--- a/human/tasks/F-01/summary.docx
+++ b/human/tasks/F-01/summary.docx
@@ -143,7 +143,7 @@
     </w:p>
     <w:p>
       <w:r>
-        <w:t>本轮没有可安全删除的历史原件；共享实现仍在原模块目录，最终根目录迁移需处理其消费者路径。</w:t>
+        <w:t>本轮没有可安全删除的历史原件；共享实现已位于agent/modules，根目录19/19项已迁入human/agent，当前读取和运行入口已验证，业务签收不变。</w:t>
       </w:r>
     </w:p>
     <w:p>
@@ -212,12 +212,12 @@
     </w:p>
     <w:p>
       <w:r>
-        <w:t>实现与规范化已推送到codex/task-package-normalization，原记录保留在Git历史；本轮进一步统一Word模板，不改变F-01状态。</w:t>
+        <w:t>规范化71/71包、根目录迁移19/19项完成；每包Word由Agent源生成。</w:t>
       </w:r>
     </w:p>
     <w:p>
       <w:r>
-        <w:t>下一包为F-02，重点检查当前研究主线怎样消费候选测量材料，以及历史DONE范围是否被扩张。</w:t>
+        <w:t>业务状态DONE，原签收与未交付项不变；后续按注册表和实际依赖推进。</w:t>
       </w:r>
     </w:p>
     <w:p>
